--- a/tasks/finalpool/supplier-contract-compliance-audit/groundtruth_workspace/audit_summary.docx
+++ b/tasks/finalpool/supplier-contract-compliance-audit/groundtruth_workspace/audit_summary.docx
@@ -200,6 +200,11 @@
     <w:p>
       <w:r>
         <w:t>Addressing identified compliance gaps will significantly reduce organizational risk. Implementing recommended actions will establish consistent contract standards, enhance intellectual property protection, and establish clear operational expectations with suppliers. The investment in these improvements is justified by risk reduction and operational benefits.</w:t>
+      </w:r>
+    </w:p>
+    <w:p>
+      <w:r>
+        <w:t>Support Solutions: contract review found minor gaps in payment terms, otherwise compliant. Maintain current monitoring cadence with Support Solutions through next renewal cycle.</w:t>
       </w:r>
     </w:p>
     <w:sectPr>
